--- a/WD/WORD FILES/D26DCE173-Practical-8.docx
+++ b/WD/WORD FILES/D26DCE173-Practical-8.docx
@@ -4073,19 +4073,7 @@
         </w:rPr>
       </w:pPr>
       <w:r>
-        <w:rPr>
-          <w:b/>
-          <w:color w:val="333333"/>
-          <w:sz w:val="21"/>
-        </w:rPr>
-        <w:t>Third Normal Form (3NF): </w:t>
-      </w:r>
-      <w:r>
-        <w:rPr>
-          <w:color w:val="333333"/>
-          <w:sz w:val="21"/>
-        </w:rPr>
-        <w:t>All transitive dependencies have been removed. Attributes such as department, email, and password depend exclusively on the primary key and not on any non-key attribute.</w:t>
+        <w:t>Third Normal Form (3NF): All transitive dependencies have been removed. Attributes such as department, email, and password depend exclusively on the primary key and not on any non-key attribute.</w:t>
       </w:r>
     </w:p>
     <w:p>
@@ -5877,63 +5865,8 @@
         <w:spacing w:before="215"/>
       </w:pPr>
       <w:r>
-        <w:rPr>
-          <w:color w:val="333333"/>
-          <w:spacing w:val="-2"/>
-        </w:rPr>
-        <w:t>GitHub</w:t>
-      </w:r>
-      <w:r>
-        <w:rPr>
-          <w:color w:val="333333"/>
-          <w:spacing w:val="16"/>
-        </w:rPr>
-        <w:t> </w:t>
-      </w:r>
-      <w:r>
-        <w:rPr>
-          <w:color w:val="333333"/>
-          <w:spacing w:val="-2"/>
-        </w:rPr>
-        <w:t>Repository</w:t>
-      </w:r>
-      <w:r>
-        <w:rPr>
-          <w:color w:val="333333"/>
-          <w:spacing w:val="14"/>
-        </w:rPr>
-        <w:t> </w:t>
-      </w:r>
-      <w:r>
-        <w:rPr>
-          <w:color w:val="333333"/>
-          <w:spacing w:val="-2"/>
-        </w:rPr>
-        <w:t>URL:</w:t>
-      </w:r>
-      <w:r>
-        <w:rPr>
-          <w:color w:val="333333"/>
-          <w:spacing w:val="17"/>
-        </w:rPr>
-        <w:t> </w:t>
-      </w:r>
-      <w:hyperlink r:id="rId15">
-        <w:r>
-          <w:rPr>
-            <w:color w:val="333333"/>
-            <w:spacing w:val="-2"/>
-          </w:rPr>
-          <w:t>https://github.com/ombhoi/Student-</w:t>
-        </w:r>
-        <w:r>
-          <w:rPr>
-            <w:color w:val="333333"/>
-            <w:spacing w:val="-5"/>
-          </w:rPr>
-          <w:t>Hub</w:t>
-        </w:r>
-      </w:hyperlink>
+        <w:t>GitHub Repository URL: https://github.com/smit-2406/studenthub-website</w:t>
+      </w:r>
     </w:p>
     <w:p>
       <w:pPr>

--- a/WD/WORD FILES/D26DCE173-Practical-8.docx
+++ b/WD/WORD FILES/D26DCE173-Practical-8.docx
@@ -6042,7 +6042,7 @@
                               <w:spacing w:val="-2"/>
                               <w:sz w:val="21"/>
                             </w:rPr>
-                            <w:t>ID-NO:-D26DCE152</w:t>
+                            <w:t>ID-NO:-D26DCE173</w:t>
                           </w:r>
                         </w:p>
                       </w:txbxContent>
@@ -6082,7 +6082,7 @@
                         <w:spacing w:val="-2"/>
                         <w:sz w:val="21"/>
                       </w:rPr>
-                      <w:t>ID-NO:-D26DCE152</w:t>
+                      <w:t>ID-NO:-D26DCE173</w:t>
                     </w:r>
                   </w:p>
                 </w:txbxContent>
